--- a/testakten/robotikrecht-roboterflotte-vellbruck-muenchen/33_patienteninformation_entwurf.docx
+++ b/testakten/robotikrecht-roboterflotte-vellbruck-muenchen/33_patienteninformation_entwurf.docx
@@ -37,7 +37,7 @@
         <w:jc w:val="left"/>
       </w:pPr>
       <w:r>
-        <w:t>Dieses Aktenstück betrifft Transparenz, Einwilligung, Aufklärung. Es ist nicht abschließend freigegeben. Die technische Seite spricht in Versionen, Tickets und Parametern; die rechtliche Seite muss daraus Rollen, Zweckbestimmung, Pflichtenkreis und Beweisrisiko bilden.</w:t>
+        <w:t>Dieser Entwurf formuliert die Information für Patientinnen und Patienten der Pilotstation über den Einsatz von AtlasCare. Er setzt die Transparenzpflichten in verständliche Sprache um.</w:t>
       </w:r>
     </w:p>
     <w:p>
@@ -56,13 +56,7 @@
         <w:pStyle w:val="ListBullet"/>
       </w:pPr>
       <w:r>
-        <w:rPr>
-          <w:b/>
-        </w:rPr>
-        <w:t>Transparenz:</w:t>
-      </w:r>
-      <w:r>
-        <w:t xml:space="preserve"> Die Akte enthält hierzu widersprüchliche Hinweise. Für die rechtliche Bewertung muss geklärt werden, ob die Aussage aus Vertrag, Anleitung, Produktakte, Marketing, Logdaten oder nachträglicher Krisenkommunikation stammt.</w:t>
+        <w:t>Transparenz: Erklärt wird, welche Sensoren wann aktiv sind, dass Videodaten das Zimmer im Normalbetrieb nicht verlassen und dass nur Alarmereignisse an die Station gehen.</w:t>
       </w:r>
     </w:p>
     <w:p>
@@ -70,13 +64,7 @@
         <w:pStyle w:val="ListBullet"/>
       </w:pPr>
       <w:r>
-        <w:rPr>
-          <w:b/>
-        </w:rPr>
-        <w:t>Einwilligung:</w:t>
-      </w:r>
-      <w:r>
-        <w:t xml:space="preserve"> Die Akte enthält hierzu widersprüchliche Hinweise. Für die rechtliche Bewertung muss geklärt werden, ob die Aussage aus Vertrag, Anleitung, Produktakte, Marketing, Logdaten oder nachträglicher Krisenkommunikation stammt.</w:t>
+        <w:t>Einwilligung: Der Pilotbetrieb stützt sich nicht auf Einwilligung, sondern auf die Rechtsgrundlagen der Klinik; ein Widerspruchsrecht gegen den Einsatz im eigenen Zimmer wird gleichwohl eingeräumt.</w:t>
       </w:r>
     </w:p>
     <w:p>
@@ -84,13 +72,7 @@
         <w:pStyle w:val="ListBullet"/>
       </w:pPr>
       <w:r>
-        <w:rPr>
-          <w:b/>
-        </w:rPr>
-        <w:t>Aufklärung:</w:t>
-      </w:r>
-      <w:r>
-        <w:t xml:space="preserve"> Die Akte enthält hierzu widersprüchliche Hinweise. Für die rechtliche Bewertung muss geklärt werden, ob die Aussage aus Vertrag, Anleitung, Produktakte, Marketing, Logdaten oder nachträglicher Krisenkommunikation stammt.</w:t>
+        <w:t>Aufklärung: Für Patientinnen mit rechtlicher Betreuung ist die Information zusätzlich der Betreuungsperson zuzuleiten.</w:t>
       </w:r>
     </w:p>
     <w:p>
@@ -109,7 +91,7 @@
         <w:jc w:val="left"/>
       </w:pPr>
       <w:r>
-        <w:t>Die Unterlage ist bewusst nicht glatt: Vertrieb, Technik, Datenschutz, Qualitätssicherung und Geschäftsführung verwenden nicht immer dieselben Produktnamen. Gerade daraus entsteht das juristische Problem, weil Zweckbestimmung, tatsächliche Nutzung, Werbeaussage und Updatepraxis auseinanderlaufen.</w:t>
+        <w:t>Anlass sind die Rückmeldungen der Stationsleitung, dass Patientinnen den Roboter als Überwachungsgerät wahrnehmen; die bisherige Information bestand aus einem Aushang mit technischen Begriffen.</w:t>
       </w:r>
     </w:p>
     <w:p>
@@ -117,23 +99,7 @@
         <w:jc w:val="left"/>
       </w:pPr>
       <w:r>
-        <w:t>Für die rechtliche Bewertung müssen die technischen Annahmen jeweils mit der Produktakte abgeglichen werden. Eine Risikobeurteilung, die nur den Laborzustand beschreibt, trägt den Pilotbetrieb im Lager oder im Pflegezimmer nicht automatisch.</w:t>
-      </w:r>
-    </w:p>
-    <w:p>
-      <w:pPr>
-        <w:jc w:val="left"/>
-      </w:pPr>
-      <w:r>
-        <w:t>Die Akte enthält mehrere Spuren, die sich gegenseitig widersprechen: Der Betreiber spricht von einem autonomen Flottensystem, die CE-Unterlage von einem assistierten Transportmittel, die Marketingfolien von lernender Umgebungserkennung und die Bedienungsanleitung von festen Sicherheitszonen.</w:t>
-      </w:r>
-    </w:p>
-    <w:p>
-      <w:pPr>
-        <w:jc w:val="left"/>
-      </w:pPr>
-      <w:r>
-        <w:t>Die Kanzlei soll keine finale technische Konformität bescheinigen, sondern entscheiden, welche Unterlagen fehlen, welche Sofortmaßnahmen nötig sind und welche Aussagen gegenüber Behörde, Kunden, Versicherer und Betroffenen vertretbar sind.</w:t>
+        <w:t>Die Information muss Kamera, Mikrofon, Sturzerkennung, Speicherfristen und Ansprechstellen erklären und auch für Betreuungssituationen tauglich sein.</w:t>
       </w:r>
     </w:p>
     <w:p>
@@ -152,10 +118,7 @@
         <w:pStyle w:val="Heading3"/>
       </w:pPr>
       <w:r>
-        <w:rPr>
-          <w:rFonts w:ascii="Times New Roman" w:hAnsi="Times New Roman"/>
-        </w:rPr>
-        <w:t>Punkt 1</w:t>
+        <w:t>Transparenz</w:t>
       </w:r>
     </w:p>
     <w:p>
@@ -163,7 +126,15 @@
         <w:jc w:val="left"/>
       </w:pPr>
       <w:r>
-        <w:t>Im Gespräch mit Leonie Rottkamp, Bertram Kiendl und Jasper Rodenwald wurde deutlich, dass die Produktlinie nicht mit einer einzigen rechtlichen Schublade erfasst werden kann. Die Vellbruck Robotics GmbH liefert Hardware, Steuerungssoftware, Cloudfunktionen, Wartung und gelegentlich eine kundenspezifische Parametrisierung. Beim Betreiber Münchner Feinlogistik GmbH wurden Schutzfelder verändert, ohne dass klar ist, ob dies vom Admin-Panel gedeckt oder nur technisch möglich war. Der Pflegepilot im St.-Ludgerus-Klinikum München-Sendling verschärft die Lage, weil dort Sensorik, vulnerable Personen und medizinische Nähe zusammentreffen.</w:t>
+        <w:t>Der Text wird mit der Klinik und der Pflegedienstleitung sprachlich getestet; Piktogramme am Gerät ergänzen den Text für Menschen mit Leseeinschränkung.</w:t>
+      </w:r>
+    </w:p>
+    <w:p>
+      <w:pPr>
+        <w:pStyle w:val="Heading3"/>
+      </w:pPr>
+      <w:r>
+        <w:t>Einwilligung</w:t>
       </w:r>
     </w:p>
     <w:p>
@@ -171,7 +142,7 @@
         <w:jc w:val="left"/>
       </w:pPr>
       <w:r>
-        <w:t>Für die anwaltliche Bearbeitung sollte zu diesem Punkt eine Belegspur angelegt werden: Dokument, Version, Datum, Verfasser, technische Quelle, rechtliche Relevanz und offene Rückfrage. Besonders gefährlich sind Formulierungen wie „selbstlernend“, „voll autonom“, „MDR-ready“, „sicher ohne Schutzzaun“ oder „keine personenbezogenen Daten“, wenn die technische Dokumentation das nicht trägt.</w:t>
+        <w:t>Das Widerspruchsverfahren wird praktisch geregelt: Meldung an die Stationsleitung genügt, das Gerät wird dann dem Zimmer nicht zugeteilt; die Regelung steht ausdrücklich im Text.</w:t>
       </w:r>
     </w:p>
     <w:p>
@@ -179,10 +150,7 @@
         <w:pStyle w:val="Heading3"/>
       </w:pPr>
       <w:r>
-        <w:rPr>
-          <w:rFonts w:ascii="Times New Roman" w:hAnsi="Times New Roman"/>
-        </w:rPr>
-        <w:t>Punkt 2</w:t>
+        <w:t>Aufklärung</w:t>
       </w:r>
     </w:p>
     <w:p>
@@ -190,150 +158,7 @@
         <w:jc w:val="left"/>
       </w:pPr>
       <w:r>
-        <w:t>Im Gespräch mit Leonie Rottkamp, Bertram Kiendl und Jasper Rodenwald wurde deutlich, dass die Produktlinie nicht mit einer einzigen rechtlichen Schublade erfasst werden kann. Die Vellbruck Robotics GmbH liefert Hardware, Steuerungssoftware, Cloudfunktionen, Wartung und gelegentlich eine kundenspezifische Parametrisierung. Beim Betreiber Münchner Feinlogistik GmbH wurden Schutzfelder verändert, ohne dass klar ist, ob dies vom Admin-Panel gedeckt oder nur technisch möglich war. Der Pflegepilot im St.-Ludgerus-Klinikum München-Sendling verschärft die Lage, weil dort Sensorik, vulnerable Personen und medizinische Nähe zusammentreffen.</w:t>
-      </w:r>
-    </w:p>
-    <w:p>
-      <w:pPr>
-        <w:jc w:val="left"/>
-      </w:pPr>
-      <w:r>
-        <w:t>Für die anwaltliche Bearbeitung sollte zu diesem Punkt eine Belegspur angelegt werden: Dokument, Version, Datum, Verfasser, technische Quelle, rechtliche Relevanz und offene Rückfrage. Besonders gefährlich sind Formulierungen wie „selbstlernend“, „voll autonom“, „MDR-ready“, „sicher ohne Schutzzaun“ oder „keine personenbezogenen Daten“, wenn die technische Dokumentation das nicht trägt.</w:t>
-      </w:r>
-    </w:p>
-    <w:p>
-      <w:pPr>
-        <w:pStyle w:val="Heading3"/>
-      </w:pPr>
-      <w:r>
-        <w:rPr>
-          <w:rFonts w:ascii="Times New Roman" w:hAnsi="Times New Roman"/>
-        </w:rPr>
-        <w:t>Punkt 3</w:t>
-      </w:r>
-    </w:p>
-    <w:p>
-      <w:pPr>
-        <w:jc w:val="left"/>
-      </w:pPr>
-      <w:r>
-        <w:t>Im Gespräch mit Leonie Rottkamp, Bertram Kiendl und Jasper Rodenwald wurde deutlich, dass die Produktlinie nicht mit einer einzigen rechtlichen Schublade erfasst werden kann. Die Vellbruck Robotics GmbH liefert Hardware, Steuerungssoftware, Cloudfunktionen, Wartung und gelegentlich eine kundenspezifische Parametrisierung. Beim Betreiber Münchner Feinlogistik GmbH wurden Schutzfelder verändert, ohne dass klar ist, ob dies vom Admin-Panel gedeckt oder nur technisch möglich war. Der Pflegepilot im St.-Ludgerus-Klinikum München-Sendling verschärft die Lage, weil dort Sensorik, vulnerable Personen und medizinische Nähe zusammentreffen.</w:t>
-      </w:r>
-    </w:p>
-    <w:p>
-      <w:pPr>
-        <w:jc w:val="left"/>
-      </w:pPr>
-      <w:r>
-        <w:t>Für die anwaltliche Bearbeitung sollte zu diesem Punkt eine Belegspur angelegt werden: Dokument, Version, Datum, Verfasser, technische Quelle, rechtliche Relevanz und offene Rückfrage. Besonders gefährlich sind Formulierungen wie „selbstlernend“, „voll autonom“, „MDR-ready“, „sicher ohne Schutzzaun“ oder „keine personenbezogenen Daten“, wenn die technische Dokumentation das nicht trägt.</w:t>
-      </w:r>
-    </w:p>
-    <w:p>
-      <w:pPr>
-        <w:pStyle w:val="Heading3"/>
-      </w:pPr>
-      <w:r>
-        <w:rPr>
-          <w:rFonts w:ascii="Times New Roman" w:hAnsi="Times New Roman"/>
-        </w:rPr>
-        <w:t>Punkt 4</w:t>
-      </w:r>
-    </w:p>
-    <w:p>
-      <w:pPr>
-        <w:jc w:val="left"/>
-      </w:pPr>
-      <w:r>
-        <w:t>Im Gespräch mit Leonie Rottkamp, Bertram Kiendl und Jasper Rodenwald wurde deutlich, dass die Produktlinie nicht mit einer einzigen rechtlichen Schublade erfasst werden kann. Die Vellbruck Robotics GmbH liefert Hardware, Steuerungssoftware, Cloudfunktionen, Wartung und gelegentlich eine kundenspezifische Parametrisierung. Beim Betreiber Münchner Feinlogistik GmbH wurden Schutzfelder verändert, ohne dass klar ist, ob dies vom Admin-Panel gedeckt oder nur technisch möglich war. Der Pflegepilot im St.-Ludgerus-Klinikum München-Sendling verschärft die Lage, weil dort Sensorik, vulnerable Personen und medizinische Nähe zusammentreffen.</w:t>
-      </w:r>
-    </w:p>
-    <w:p>
-      <w:pPr>
-        <w:jc w:val="left"/>
-      </w:pPr>
-      <w:r>
-        <w:t>Für die anwaltliche Bearbeitung sollte zu diesem Punkt eine Belegspur angelegt werden: Dokument, Version, Datum, Verfasser, technische Quelle, rechtliche Relevanz und offene Rückfrage. Besonders gefährlich sind Formulierungen wie „selbstlernend“, „voll autonom“, „MDR-ready“, „sicher ohne Schutzzaun“ oder „keine personenbezogenen Daten“, wenn die technische Dokumentation das nicht trägt.</w:t>
-      </w:r>
-    </w:p>
-    <w:p>
-      <w:pPr>
-        <w:pStyle w:val="Heading3"/>
-      </w:pPr>
-      <w:r>
-        <w:rPr>
-          <w:rFonts w:ascii="Times New Roman" w:hAnsi="Times New Roman"/>
-        </w:rPr>
-        <w:t>Punkt 5</w:t>
-      </w:r>
-    </w:p>
-    <w:p>
-      <w:pPr>
-        <w:jc w:val="left"/>
-      </w:pPr>
-      <w:r>
-        <w:t>Im Gespräch mit Leonie Rottkamp, Bertram Kiendl und Jasper Rodenwald wurde deutlich, dass die Produktlinie nicht mit einer einzigen rechtlichen Schublade erfasst werden kann. Die Vellbruck Robotics GmbH liefert Hardware, Steuerungssoftware, Cloudfunktionen, Wartung und gelegentlich eine kundenspezifische Parametrisierung. Beim Betreiber Münchner Feinlogistik GmbH wurden Schutzfelder verändert, ohne dass klar ist, ob dies vom Admin-Panel gedeckt oder nur technisch möglich war. Der Pflegepilot im St.-Ludgerus-Klinikum München-Sendling verschärft die Lage, weil dort Sensorik, vulnerable Personen und medizinische Nähe zusammentreffen.</w:t>
-      </w:r>
-    </w:p>
-    <w:p>
-      <w:pPr>
-        <w:jc w:val="left"/>
-      </w:pPr>
-      <w:r>
-        <w:t>Für die anwaltliche Bearbeitung sollte zu diesem Punkt eine Belegspur angelegt werden: Dokument, Version, Datum, Verfasser, technische Quelle, rechtliche Relevanz und offene Rückfrage. Besonders gefährlich sind Formulierungen wie „selbstlernend“, „voll autonom“, „MDR-ready“, „sicher ohne Schutzzaun“ oder „keine personenbezogenen Daten“, wenn die technische Dokumentation das nicht trägt.</w:t>
-      </w:r>
-    </w:p>
-    <w:p>
-      <w:pPr>
-        <w:pStyle w:val="Heading3"/>
-      </w:pPr>
-      <w:r>
-        <w:rPr>
-          <w:rFonts w:ascii="Times New Roman" w:hAnsi="Times New Roman"/>
-        </w:rPr>
-        <w:t>Punkt 6</w:t>
-      </w:r>
-    </w:p>
-    <w:p>
-      <w:pPr>
-        <w:jc w:val="left"/>
-      </w:pPr>
-      <w:r>
-        <w:t>Im Gespräch mit Leonie Rottkamp, Bertram Kiendl und Jasper Rodenwald wurde deutlich, dass die Produktlinie nicht mit einer einzigen rechtlichen Schublade erfasst werden kann. Die Vellbruck Robotics GmbH liefert Hardware, Steuerungssoftware, Cloudfunktionen, Wartung und gelegentlich eine kundenspezifische Parametrisierung. Beim Betreiber Münchner Feinlogistik GmbH wurden Schutzfelder verändert, ohne dass klar ist, ob dies vom Admin-Panel gedeckt oder nur technisch möglich war. Der Pflegepilot im St.-Ludgerus-Klinikum München-Sendling verschärft die Lage, weil dort Sensorik, vulnerable Personen und medizinische Nähe zusammentreffen.</w:t>
-      </w:r>
-    </w:p>
-    <w:p>
-      <w:pPr>
-        <w:jc w:val="left"/>
-      </w:pPr>
-      <w:r>
-        <w:t>Für die anwaltliche Bearbeitung sollte zu diesem Punkt eine Belegspur angelegt werden: Dokument, Version, Datum, Verfasser, technische Quelle, rechtliche Relevanz und offene Rückfrage. Besonders gefährlich sind Formulierungen wie „selbstlernend“, „voll autonom“, „MDR-ready“, „sicher ohne Schutzzaun“ oder „keine personenbezogenen Daten“, wenn die technische Dokumentation das nicht trägt.</w:t>
-      </w:r>
-    </w:p>
-    <w:p>
-      <w:pPr>
-        <w:pStyle w:val="Heading3"/>
-      </w:pPr>
-      <w:r>
-        <w:rPr>
-          <w:rFonts w:ascii="Times New Roman" w:hAnsi="Times New Roman"/>
-        </w:rPr>
-        <w:t>Punkt 7</w:t>
-      </w:r>
-    </w:p>
-    <w:p>
-      <w:pPr>
-        <w:jc w:val="left"/>
-      </w:pPr>
-      <w:r>
-        <w:t>Im Gespräch mit Leonie Rottkamp, Bertram Kiendl und Jasper Rodenwald wurde deutlich, dass die Produktlinie nicht mit einer einzigen rechtlichen Schublade erfasst werden kann. Die Vellbruck Robotics GmbH liefert Hardware, Steuerungssoftware, Cloudfunktionen, Wartung und gelegentlich eine kundenspezifische Parametrisierung. Beim Betreiber Münchner Feinlogistik GmbH wurden Schutzfelder verändert, ohne dass klar ist, ob dies vom Admin-Panel gedeckt oder nur technisch möglich war. Der Pflegepilot im St.-Ludgerus-Klinikum München-Sendling verschärft die Lage, weil dort Sensorik, vulnerable Personen und medizinische Nähe zusammentreffen.</w:t>
-      </w:r>
-    </w:p>
-    <w:p>
-      <w:pPr>
-        <w:jc w:val="left"/>
-      </w:pPr>
-      <w:r>
-        <w:t>Für die anwaltliche Bearbeitung sollte zu diesem Punkt eine Belegspur angelegt werden: Dokument, Version, Datum, Verfasser, technische Quelle, rechtliche Relevanz und offene Rückfrage. Besonders gefährlich sind Formulierungen wie „selbstlernend“, „voll autonom“, „MDR-ready“, „sicher ohne Schutzzaun“ oder „keine personenbezogenen Daten“, wenn die technische Dokumentation das nicht trägt.</w:t>
+        <w:t>Die Zuleitung organisiert die Klinik über die Aufnahmedokumentation; Vellbruck liefert die Information in Standard- und Leichter Sprache.</w:t>
       </w:r>
     </w:p>
     <w:p>
@@ -352,7 +177,7 @@
         <w:pStyle w:val="ListBullet"/>
       </w:pPr>
       <w:r>
-        <w:t>Welche Firmware war am Unfalltag tatsächlich aktiv?</w:t>
+        <w:t>Bestätigt die Klinik das Widerspruchsverfahren organisatorisch?</w:t>
       </w:r>
     </w:p>
     <w:p>
@@ -360,7 +185,7 @@
         <w:pStyle w:val="ListBullet"/>
       </w:pPr>
       <w:r>
-        <w:t>Welche Zweckbestimmung steht in der final ausgelieferten Anleitung?</w:t>
+        <w:t>Bis wann liegt die Fassung in Leichter Sprache vor?</w:t>
       </w:r>
     </w:p>
     <w:p>
@@ -368,23 +193,7 @@
         <w:pStyle w:val="ListBullet"/>
       </w:pPr>
       <w:r>
-        <w:t>Welche Schutzfeldänderungen waren technisch möglich und vertraglich erlaubt?</w:t>
-      </w:r>
-    </w:p>
-    <w:p>
-      <w:pPr>
-        <w:pStyle w:val="ListBullet"/>
-      </w:pPr>
-      <w:r>
-        <w:t>Welche personenbezogenen Daten werden lokal, in der Cloud und in Supporttickets verarbeitet?</w:t>
-      </w:r>
-    </w:p>
-    <w:p>
-      <w:pPr>
-        <w:pStyle w:val="ListBullet"/>
-      </w:pPr>
-      <w:r>
-        <w:t>Welche Aussagen wurden gegenüber Kunden, Behörde und Versicherer bereits gemacht?</w:t>
+        <w:t>Wie werden Neuaufnahmen auf der Pilotstation informiert?</w:t>
       </w:r>
     </w:p>
     <w:sectPr>
